--- a/CS1101_Programming_Fundamentals/Assignment/Unit1_Programming_Assignment_FORMATTED.docx
+++ b/CS1101_Programming_Fundamentals/Assignment/Unit1_Programming_Assignment_FORMATTED.docx
@@ -6,7 +6,7 @@
     <w:p>
       <w:pPr>
         <w:pStyle w:val="Heading1"/>
-        <w:spacing w:line="480" w:lineRule="auto"/>
+        <w:spacing w:line="360" w:lineRule="auto"/>
       </w:pPr>
       <w:r>
         <w:rPr>
@@ -19,7 +19,7 @@
     <w:p>
       <w:pPr>
         <w:pStyle w:val="FirstParagraph"/>
-        <w:spacing w:line="480" w:lineRule="auto"/>
+        <w:spacing w:line="360" w:lineRule="auto"/>
       </w:pPr>
       <w:r>
         <w:rPr>
@@ -132,7 +132,7 @@
     </w:p>
     <w:p>
       <w:pPr>
-        <w:spacing w:line="480" w:lineRule="auto"/>
+        <w:spacing w:line="360" w:lineRule="auto"/>
       </w:pPr>
       <w:r>
         <w:rPr>
@@ -148,7 +148,7 @@
     <w:p>
       <w:pPr>
         <w:pStyle w:val="Heading2"/>
-        <w:spacing w:line="480" w:lineRule="auto"/>
+        <w:spacing w:line="360" w:lineRule="auto"/>
       </w:pPr>
       <w:r>
         <w:rPr>
@@ -161,7 +161,7 @@
     <w:p>
       <w:pPr>
         <w:pStyle w:val="FirstParagraph"/>
-        <w:spacing w:line="480" w:lineRule="auto"/>
+        <w:spacing w:line="360" w:lineRule="auto"/>
       </w:pPr>
       <w:r>
         <w:rPr>
@@ -175,7 +175,7 @@
     <w:p>
       <w:pPr>
         <w:pStyle w:val="Heading3"/>
-        <w:spacing w:line="480" w:lineRule="auto"/>
+        <w:spacing w:line="360" w:lineRule="auto"/>
       </w:pPr>
       <w:r>
         <w:rPr>
@@ -188,7 +188,7 @@
     <w:p>
       <w:pPr>
         <w:pStyle w:val="FirstParagraph"/>
-        <w:spacing w:line="480" w:lineRule="auto"/>
+        <w:spacing w:line="360" w:lineRule="auto"/>
       </w:pPr>
       <w:r>
         <w:rPr>
@@ -203,7 +203,7 @@
     <w:p>
       <w:pPr>
         <w:pStyle w:val="BodyText"/>
-        <w:spacing w:line="480" w:lineRule="auto"/>
+        <w:spacing w:line="360" w:lineRule="auto"/>
       </w:pPr>
       <w:r>
         <w:rPr>
@@ -249,7 +249,7 @@
     <w:p>
       <w:pPr>
         <w:pStyle w:val="FirstParagraph"/>
-        <w:spacing w:line="480" w:lineRule="auto"/>
+        <w:spacing w:line="360" w:lineRule="auto"/>
       </w:pPr>
       <w:r>
         <w:rPr>
@@ -264,7 +264,7 @@
     <w:p>
       <w:pPr>
         <w:pStyle w:val="SourceCode"/>
-        <w:spacing w:line="480" w:lineRule="auto"/>
+        <w:spacing w:line="360" w:lineRule="auto"/>
       </w:pPr>
       <w:r>
         <w:rPr>
@@ -323,7 +323,7 @@
     <w:p>
       <w:pPr>
         <w:pStyle w:val="FirstParagraph"/>
-        <w:spacing w:line="480" w:lineRule="auto"/>
+        <w:spacing w:line="360" w:lineRule="auto"/>
       </w:pPr>
       <w:r>
         <w:rPr>
@@ -352,7 +352,7 @@
     <w:p>
       <w:pPr>
         <w:pStyle w:val="BodyText"/>
-        <w:spacing w:line="480" w:lineRule="auto"/>
+        <w:spacing w:line="360" w:lineRule="auto"/>
       </w:pPr>
       <w:r>
         <w:rPr>
@@ -367,7 +367,7 @@
     <w:p>
       <w:pPr>
         <w:pStyle w:val="BodyText"/>
-        <w:spacing w:line="480" w:lineRule="auto"/>
+        <w:spacing w:line="360" w:lineRule="auto"/>
       </w:pPr>
       <w:r>
         <w:rPr>
@@ -422,7 +422,7 @@
     <w:p>
       <w:pPr>
         <w:pStyle w:val="BodyText"/>
-        <w:spacing w:line="480" w:lineRule="auto"/>
+        <w:spacing w:line="360" w:lineRule="auto"/>
       </w:pPr>
       <w:r>
         <w:rPr>
@@ -437,7 +437,7 @@
     <w:p>
       <w:pPr>
         <w:pStyle w:val="BodyText"/>
-        <w:spacing w:line="480" w:lineRule="auto"/>
+        <w:spacing w:line="360" w:lineRule="auto"/>
       </w:pPr>
       <w:r>
         <w:rPr>
@@ -475,7 +475,7 @@
     <w:p>
       <w:pPr>
         <w:pStyle w:val="FirstParagraph"/>
-        <w:spacing w:line="480" w:lineRule="auto"/>
+        <w:spacing w:line="360" w:lineRule="auto"/>
       </w:pPr>
       <w:r>
         <w:rPr>
@@ -490,7 +490,7 @@
     <w:p>
       <w:pPr>
         <w:pStyle w:val="SourceCode"/>
-        <w:spacing w:line="480" w:lineRule="auto"/>
+        <w:spacing w:line="360" w:lineRule="auto"/>
       </w:pPr>
       <w:r>
         <w:rPr>
@@ -549,7 +549,7 @@
     <w:p>
       <w:pPr>
         <w:pStyle w:val="FirstParagraph"/>
-        <w:spacing w:line="480" w:lineRule="auto"/>
+        <w:spacing w:line="360" w:lineRule="auto"/>
       </w:pPr>
       <w:r>
         <w:rPr>
@@ -578,7 +578,7 @@
     <w:p>
       <w:pPr>
         <w:pStyle w:val="BodyText"/>
-        <w:spacing w:line="480" w:lineRule="auto"/>
+        <w:spacing w:line="360" w:lineRule="auto"/>
       </w:pPr>
       <w:r>
         <w:rPr>
@@ -593,7 +593,7 @@
     <w:p>
       <w:pPr>
         <w:pStyle w:val="BodyText"/>
-        <w:spacing w:line="480" w:lineRule="auto"/>
+        <w:spacing w:line="360" w:lineRule="auto"/>
       </w:pPr>
       <w:r>
         <w:rPr>
@@ -648,7 +648,7 @@
     <w:p>
       <w:pPr>
         <w:pStyle w:val="BodyText"/>
-        <w:spacing w:line="480" w:lineRule="auto"/>
+        <w:spacing w:line="360" w:lineRule="auto"/>
       </w:pPr>
       <w:r>
         <w:rPr>
@@ -702,7 +702,7 @@
     <w:p>
       <w:pPr>
         <w:pStyle w:val="FirstParagraph"/>
-        <w:spacing w:line="480" w:lineRule="auto"/>
+        <w:spacing w:line="360" w:lineRule="auto"/>
       </w:pPr>
       <w:r>
         <w:rPr>
@@ -717,7 +717,7 @@
     <w:p>
       <w:pPr>
         <w:pStyle w:val="SourceCode"/>
-        <w:spacing w:line="480" w:lineRule="auto"/>
+        <w:spacing w:line="360" w:lineRule="auto"/>
       </w:pPr>
       <w:r>
         <w:rPr>
@@ -731,7 +731,7 @@
     <w:p>
       <w:pPr>
         <w:pStyle w:val="FirstParagraph"/>
-        <w:spacing w:line="480" w:lineRule="auto"/>
+        <w:spacing w:line="360" w:lineRule="auto"/>
       </w:pPr>
       <w:r>
         <w:rPr>
@@ -759,7 +759,7 @@
     </w:p>
     <w:p>
       <w:pPr>
-        <w:spacing w:line="480" w:lineRule="auto"/>
+        <w:spacing w:line="360" w:lineRule="auto"/>
       </w:pPr>
       <w:r>
         <w:rPr>
@@ -776,7 +776,7 @@
     <w:p>
       <w:pPr>
         <w:pStyle w:val="Heading3"/>
-        <w:spacing w:line="480" w:lineRule="auto"/>
+        <w:spacing w:line="360" w:lineRule="auto"/>
       </w:pPr>
       <w:r>
         <w:rPr>
@@ -789,7 +789,7 @@
     <w:p>
       <w:pPr>
         <w:pStyle w:val="FirstParagraph"/>
-        <w:spacing w:line="480" w:lineRule="auto"/>
+        <w:spacing w:line="360" w:lineRule="auto"/>
       </w:pPr>
       <w:r>
         <w:rPr>
@@ -804,7 +804,7 @@
     <w:p>
       <w:pPr>
         <w:pStyle w:val="BodyText"/>
-        <w:spacing w:line="480" w:lineRule="auto"/>
+        <w:spacing w:line="360" w:lineRule="auto"/>
       </w:pPr>
       <w:r>
         <w:rPr>
@@ -1076,7 +1076,7 @@
     <w:p>
       <w:pPr>
         <w:pStyle w:val="FirstParagraph"/>
-        <w:spacing w:line="480" w:lineRule="auto"/>
+        <w:spacing w:line="360" w:lineRule="auto"/>
       </w:pPr>
       <w:r>
         <w:rPr>
@@ -1091,7 +1091,7 @@
     <w:p>
       <w:pPr>
         <w:pStyle w:val="SourceCode"/>
-        <w:spacing w:line="480" w:lineRule="auto"/>
+        <w:spacing w:line="360" w:lineRule="auto"/>
       </w:pPr>
       <w:r>
         <w:rPr>
@@ -1120,7 +1120,7 @@
     <w:p>
       <w:pPr>
         <w:pStyle w:val="FirstParagraph"/>
-        <w:spacing w:line="480" w:lineRule="auto"/>
+        <w:spacing w:line="360" w:lineRule="auto"/>
       </w:pPr>
       <w:r>
         <w:rPr>
@@ -1149,7 +1149,7 @@
     <w:p>
       <w:pPr>
         <w:pStyle w:val="BodyText"/>
-        <w:spacing w:line="480" w:lineRule="auto"/>
+        <w:spacing w:line="360" w:lineRule="auto"/>
       </w:pPr>
       <w:r>
         <w:rPr>
@@ -1187,7 +1187,7 @@
     <w:p>
       <w:pPr>
         <w:pStyle w:val="BodyText"/>
-        <w:spacing w:line="480" w:lineRule="auto"/>
+        <w:spacing w:line="360" w:lineRule="auto"/>
       </w:pPr>
       <w:r>
         <w:rPr>
@@ -1599,7 +1599,7 @@
     <w:p>
       <w:pPr>
         <w:pStyle w:val="FirstParagraph"/>
-        <w:spacing w:line="480" w:lineRule="auto"/>
+        <w:spacing w:line="360" w:lineRule="auto"/>
       </w:pPr>
       <w:r>
         <w:rPr>
@@ -1614,7 +1614,7 @@
     <w:p>
       <w:pPr>
         <w:pStyle w:val="SourceCode"/>
-        <w:spacing w:line="480" w:lineRule="auto"/>
+        <w:spacing w:line="360" w:lineRule="auto"/>
       </w:pPr>
       <w:r>
         <w:rPr>
@@ -1658,7 +1658,7 @@
     <w:p>
       <w:pPr>
         <w:pStyle w:val="FirstParagraph"/>
-        <w:spacing w:line="480" w:lineRule="auto"/>
+        <w:spacing w:line="360" w:lineRule="auto"/>
       </w:pPr>
       <w:r>
         <w:rPr>
@@ -1687,7 +1687,7 @@
     <w:p>
       <w:pPr>
         <w:pStyle w:val="BodyText"/>
-        <w:spacing w:line="480" w:lineRule="auto"/>
+        <w:spacing w:line="360" w:lineRule="auto"/>
       </w:pPr>
       <w:r>
         <w:rPr>
@@ -1702,7 +1702,7 @@
     <w:p>
       <w:pPr>
         <w:pStyle w:val="BodyText"/>
-        <w:spacing w:line="480" w:lineRule="auto"/>
+        <w:spacing w:line="360" w:lineRule="auto"/>
       </w:pPr>
       <w:r>
         <w:rPr>
@@ -1843,7 +1843,7 @@
     <w:p>
       <w:pPr>
         <w:pStyle w:val="BodyText"/>
-        <w:spacing w:line="480" w:lineRule="auto"/>
+        <w:spacing w:line="360" w:lineRule="auto"/>
       </w:pPr>
       <w:r>
         <w:rPr>
@@ -1943,7 +1943,7 @@
     <w:p>
       <w:pPr>
         <w:pStyle w:val="BodyText"/>
-        <w:spacing w:line="480" w:lineRule="auto"/>
+        <w:spacing w:line="360" w:lineRule="auto"/>
       </w:pPr>
       <w:r>
         <w:rPr>
@@ -1978,6 +1978,7 @@
           <w:p>
             <w:pPr>
               <w:pStyle w:val="Compact"/>
+              <w:spacing w:line="360" w:lineRule="auto"/>
               <w:jc w:val="left"/>
             </w:pPr>
             <w:r>
@@ -1994,6 +1995,7 @@
           <w:p>
             <w:pPr>
               <w:pStyle w:val="Compact"/>
+              <w:spacing w:line="360" w:lineRule="auto"/>
               <w:jc w:val="left"/>
             </w:pPr>
             <w:r>
@@ -2010,6 +2012,7 @@
           <w:p>
             <w:pPr>
               <w:pStyle w:val="Compact"/>
+              <w:spacing w:line="360" w:lineRule="auto"/>
               <w:jc w:val="left"/>
             </w:pPr>
             <w:r>
@@ -2026,6 +2029,7 @@
           <w:p>
             <w:pPr>
               <w:pStyle w:val="Compact"/>
+              <w:spacing w:line="360" w:lineRule="auto"/>
               <w:jc w:val="left"/>
             </w:pPr>
             <w:r>
@@ -2042,6 +2046,7 @@
           <w:p>
             <w:pPr>
               <w:pStyle w:val="Compact"/>
+              <w:spacing w:line="360" w:lineRule="auto"/>
               <w:jc w:val="left"/>
             </w:pPr>
             <w:r>
@@ -2060,6 +2065,7 @@
           <w:p>
             <w:pPr>
               <w:pStyle w:val="Compact"/>
+              <w:spacing w:line="360" w:lineRule="auto"/>
               <w:jc w:val="left"/>
             </w:pPr>
             <w:r>
@@ -2077,6 +2083,7 @@
           <w:p>
             <w:pPr>
               <w:pStyle w:val="Compact"/>
+              <w:spacing w:line="360" w:lineRule="auto"/>
               <w:jc w:val="left"/>
             </w:pPr>
             <w:r>
@@ -2093,6 +2100,7 @@
           <w:p>
             <w:pPr>
               <w:pStyle w:val="Compact"/>
+              <w:spacing w:line="360" w:lineRule="auto"/>
               <w:jc w:val="left"/>
             </w:pPr>
             <w:r>
@@ -2110,6 +2118,7 @@
           <w:p>
             <w:pPr>
               <w:pStyle w:val="Compact"/>
+              <w:spacing w:line="360" w:lineRule="auto"/>
               <w:jc w:val="left"/>
             </w:pPr>
             <w:r>
@@ -2127,6 +2136,7 @@
           <w:p>
             <w:pPr>
               <w:pStyle w:val="Compact"/>
+              <w:spacing w:line="360" w:lineRule="auto"/>
               <w:jc w:val="left"/>
             </w:pPr>
             <w:r>
@@ -2145,6 +2155,7 @@
           <w:p>
             <w:pPr>
               <w:pStyle w:val="Compact"/>
+              <w:spacing w:line="360" w:lineRule="auto"/>
               <w:jc w:val="left"/>
             </w:pPr>
             <w:r>
@@ -2162,6 +2173,7 @@
           <w:p>
             <w:pPr>
               <w:pStyle w:val="Compact"/>
+              <w:spacing w:line="360" w:lineRule="auto"/>
               <w:jc w:val="left"/>
             </w:pPr>
             <w:r>
@@ -2178,6 +2190,7 @@
           <w:p>
             <w:pPr>
               <w:pStyle w:val="Compact"/>
+              <w:spacing w:line="360" w:lineRule="auto"/>
               <w:jc w:val="left"/>
             </w:pPr>
             <w:r>
@@ -2195,6 +2208,7 @@
           <w:p>
             <w:pPr>
               <w:pStyle w:val="Compact"/>
+              <w:spacing w:line="360" w:lineRule="auto"/>
               <w:jc w:val="left"/>
             </w:pPr>
             <w:r>
@@ -2212,6 +2226,7 @@
           <w:p>
             <w:pPr>
               <w:pStyle w:val="Compact"/>
+              <w:spacing w:line="360" w:lineRule="auto"/>
               <w:jc w:val="left"/>
             </w:pPr>
             <w:r>
@@ -2230,6 +2245,7 @@
           <w:p>
             <w:pPr>
               <w:pStyle w:val="Compact"/>
+              <w:spacing w:line="360" w:lineRule="auto"/>
               <w:jc w:val="left"/>
             </w:pPr>
             <w:r>
@@ -2247,6 +2263,7 @@
           <w:p>
             <w:pPr>
               <w:pStyle w:val="Compact"/>
+              <w:spacing w:line="360" w:lineRule="auto"/>
               <w:jc w:val="left"/>
             </w:pPr>
             <w:r>
@@ -2263,6 +2280,7 @@
           <w:p>
             <w:pPr>
               <w:pStyle w:val="Compact"/>
+              <w:spacing w:line="360" w:lineRule="auto"/>
               <w:jc w:val="left"/>
             </w:pPr>
             <w:r>
@@ -2280,6 +2298,7 @@
           <w:p>
             <w:pPr>
               <w:pStyle w:val="Compact"/>
+              <w:spacing w:line="360" w:lineRule="auto"/>
               <w:jc w:val="left"/>
             </w:pPr>
             <w:r>
@@ -2297,6 +2316,7 @@
           <w:p>
             <w:pPr>
               <w:pStyle w:val="Compact"/>
+              <w:spacing w:line="360" w:lineRule="auto"/>
               <w:jc w:val="left"/>
             </w:pPr>
             <w:r>
@@ -2315,6 +2335,7 @@
           <w:p>
             <w:pPr>
               <w:pStyle w:val="Compact"/>
+              <w:spacing w:line="360" w:lineRule="auto"/>
               <w:jc w:val="left"/>
             </w:pPr>
             <w:r>
@@ -2332,6 +2353,7 @@
           <w:p>
             <w:pPr>
               <w:pStyle w:val="Compact"/>
+              <w:spacing w:line="360" w:lineRule="auto"/>
               <w:jc w:val="left"/>
             </w:pPr>
             <w:r>
@@ -2348,6 +2370,7 @@
           <w:p>
             <w:pPr>
               <w:pStyle w:val="Compact"/>
+              <w:spacing w:line="360" w:lineRule="auto"/>
               <w:jc w:val="left"/>
             </w:pPr>
             <w:r>
@@ -2365,6 +2388,7 @@
           <w:p>
             <w:pPr>
               <w:pStyle w:val="Compact"/>
+              <w:spacing w:line="360" w:lineRule="auto"/>
               <w:jc w:val="left"/>
             </w:pPr>
             <w:r>
@@ -2382,6 +2406,7 @@
           <w:p>
             <w:pPr>
               <w:pStyle w:val="Compact"/>
+              <w:spacing w:line="360" w:lineRule="auto"/>
               <w:jc w:val="left"/>
             </w:pPr>
             <w:r>
@@ -2397,7 +2422,7 @@
     </w:tbl>
     <w:p>
       <w:pPr>
-        <w:spacing w:line="480" w:lineRule="auto"/>
+        <w:spacing w:line="360" w:lineRule="auto"/>
       </w:pPr>
       <w:r>
         <w:rPr>
@@ -2414,7 +2439,7 @@
     <w:p>
       <w:pPr>
         <w:pStyle w:val="Heading3"/>
-        <w:spacing w:line="480" w:lineRule="auto"/>
+        <w:spacing w:line="360" w:lineRule="auto"/>
       </w:pPr>
       <w:r>
         <w:rPr>
@@ -2427,7 +2452,7 @@
     <w:p>
       <w:pPr>
         <w:pStyle w:val="FirstParagraph"/>
-        <w:spacing w:line="480" w:lineRule="auto"/>
+        <w:spacing w:line="360" w:lineRule="auto"/>
       </w:pPr>
       <w:r>
         <w:rPr>
@@ -2489,7 +2514,7 @@
     <w:p>
       <w:pPr>
         <w:pStyle w:val="FirstParagraph"/>
-        <w:spacing w:line="480" w:lineRule="auto"/>
+        <w:spacing w:line="360" w:lineRule="auto"/>
       </w:pPr>
       <w:r>
         <w:rPr>
@@ -2504,7 +2529,7 @@
     <w:p>
       <w:pPr>
         <w:pStyle w:val="SourceCode"/>
-        <w:spacing w:line="480" w:lineRule="auto"/>
+        <w:spacing w:line="360" w:lineRule="auto"/>
       </w:pPr>
       <w:r>
         <w:rPr>
@@ -2563,7 +2588,7 @@
     <w:p>
       <w:pPr>
         <w:pStyle w:val="FirstParagraph"/>
-        <w:spacing w:line="480" w:lineRule="auto"/>
+        <w:spacing w:line="360" w:lineRule="auto"/>
       </w:pPr>
       <w:r>
         <w:rPr>
@@ -2592,7 +2617,7 @@
     <w:p>
       <w:pPr>
         <w:pStyle w:val="BodyText"/>
-        <w:spacing w:line="480" w:lineRule="auto"/>
+        <w:spacing w:line="360" w:lineRule="auto"/>
       </w:pPr>
       <w:r>
         <w:rPr>
@@ -2607,7 +2632,7 @@
     <w:p>
       <w:pPr>
         <w:pStyle w:val="BodyText"/>
-        <w:spacing w:line="480" w:lineRule="auto"/>
+        <w:spacing w:line="360" w:lineRule="auto"/>
       </w:pPr>
       <w:r>
         <w:rPr>
@@ -2662,7 +2687,7 @@
     <w:p>
       <w:pPr>
         <w:pStyle w:val="BodyText"/>
-        <w:spacing w:line="480" w:lineRule="auto"/>
+        <w:spacing w:line="360" w:lineRule="auto"/>
       </w:pPr>
       <w:r>
         <w:rPr>
@@ -2704,7 +2729,7 @@
     <w:p>
       <w:pPr>
         <w:pStyle w:val="BodyText"/>
-        <w:spacing w:line="480" w:lineRule="auto"/>
+        <w:spacing w:line="360" w:lineRule="auto"/>
       </w:pPr>
       <w:r>
         <w:rPr>
@@ -2990,7 +3015,7 @@
     <w:p>
       <w:pPr>
         <w:pStyle w:val="FirstParagraph"/>
-        <w:spacing w:line="480" w:lineRule="auto"/>
+        <w:spacing w:line="360" w:lineRule="auto"/>
       </w:pPr>
       <w:r>
         <w:rPr>
@@ -3018,7 +3043,7 @@
     </w:p>
     <w:p>
       <w:pPr>
-        <w:spacing w:line="480" w:lineRule="auto"/>
+        <w:spacing w:line="360" w:lineRule="auto"/>
       </w:pPr>
       <w:r>
         <w:rPr>
@@ -3035,7 +3060,7 @@
     <w:p>
       <w:pPr>
         <w:pStyle w:val="Heading3"/>
-        <w:spacing w:line="480" w:lineRule="auto"/>
+        <w:spacing w:line="360" w:lineRule="auto"/>
       </w:pPr>
       <w:r>
         <w:rPr>
@@ -3076,7 +3101,7 @@
     <w:p>
       <w:pPr>
         <w:pStyle w:val="FirstParagraph"/>
-        <w:spacing w:line="480" w:lineRule="auto"/>
+        <w:spacing w:line="360" w:lineRule="auto"/>
       </w:pPr>
       <w:r>
         <w:rPr>
@@ -3332,7 +3357,7 @@
     <w:p>
       <w:pPr>
         <w:pStyle w:val="FirstParagraph"/>
-        <w:spacing w:line="480" w:lineRule="auto"/>
+        <w:spacing w:line="360" w:lineRule="auto"/>
       </w:pPr>
       <w:r>
         <w:rPr>
@@ -3347,7 +3372,7 @@
     <w:p>
       <w:pPr>
         <w:pStyle w:val="SourceCode"/>
-        <w:spacing w:line="480" w:lineRule="auto"/>
+        <w:spacing w:line="360" w:lineRule="auto"/>
       </w:pPr>
       <w:r>
         <w:rPr>
@@ -3376,7 +3401,7 @@
     <w:p>
       <w:pPr>
         <w:pStyle w:val="FirstParagraph"/>
-        <w:spacing w:line="480" w:lineRule="auto"/>
+        <w:spacing w:line="360" w:lineRule="auto"/>
       </w:pPr>
       <w:r>
         <w:rPr>
@@ -3405,7 +3430,7 @@
     <w:p>
       <w:pPr>
         <w:pStyle w:val="BodyText"/>
-        <w:spacing w:line="480" w:lineRule="auto"/>
+        <w:spacing w:line="360" w:lineRule="auto"/>
       </w:pPr>
       <w:r>
         <w:rPr>
@@ -3420,7 +3445,7 @@
     <w:p>
       <w:pPr>
         <w:pStyle w:val="BodyText"/>
-        <w:spacing w:line="480" w:lineRule="auto"/>
+        <w:spacing w:line="360" w:lineRule="auto"/>
       </w:pPr>
       <w:r>
         <w:rPr>
@@ -3574,7 +3599,7 @@
     <w:p>
       <w:pPr>
         <w:pStyle w:val="BodyText"/>
-        <w:spacing w:line="480" w:lineRule="auto"/>
+        <w:spacing w:line="360" w:lineRule="auto"/>
       </w:pPr>
       <w:r>
         <w:rPr>
@@ -3616,7 +3641,7 @@
     <w:p>
       <w:pPr>
         <w:pStyle w:val="BodyText"/>
-        <w:spacing w:line="480" w:lineRule="auto"/>
+        <w:spacing w:line="360" w:lineRule="auto"/>
       </w:pPr>
       <w:r>
         <w:rPr>
@@ -3649,6 +3674,7 @@
           <w:p>
             <w:pPr>
               <w:pStyle w:val="Compact"/>
+              <w:spacing w:line="360" w:lineRule="auto"/>
               <w:jc w:val="left"/>
             </w:pPr>
             <w:r>
@@ -3665,6 +3691,7 @@
           <w:p>
             <w:pPr>
               <w:pStyle w:val="Compact"/>
+              <w:spacing w:line="360" w:lineRule="auto"/>
               <w:jc w:val="left"/>
             </w:pPr>
             <w:r>
@@ -3709,6 +3736,7 @@
           <w:p>
             <w:pPr>
               <w:pStyle w:val="Compact"/>
+              <w:spacing w:line="360" w:lineRule="auto"/>
               <w:jc w:val="left"/>
             </w:pPr>
             <w:r>
@@ -3727,6 +3755,7 @@
           <w:p>
             <w:pPr>
               <w:pStyle w:val="Compact"/>
+              <w:spacing w:line="360" w:lineRule="auto"/>
               <w:jc w:val="left"/>
             </w:pPr>
             <w:r>
@@ -3743,6 +3772,7 @@
           <w:p>
             <w:pPr>
               <w:pStyle w:val="Compact"/>
+              <w:spacing w:line="360" w:lineRule="auto"/>
               <w:jc w:val="left"/>
             </w:pPr>
             <w:r>
@@ -3759,6 +3789,7 @@
           <w:p>
             <w:pPr>
               <w:pStyle w:val="Compact"/>
+              <w:spacing w:line="360" w:lineRule="auto"/>
               <w:jc w:val="left"/>
             </w:pPr>
             <w:r>
@@ -3777,6 +3808,7 @@
           <w:p>
             <w:pPr>
               <w:pStyle w:val="Compact"/>
+              <w:spacing w:line="360" w:lineRule="auto"/>
               <w:jc w:val="left"/>
             </w:pPr>
             <w:r>
@@ -3793,6 +3825,7 @@
           <w:p>
             <w:pPr>
               <w:pStyle w:val="Compact"/>
+              <w:spacing w:line="360" w:lineRule="auto"/>
               <w:jc w:val="left"/>
             </w:pPr>
             <w:r>
@@ -3809,6 +3842,7 @@
           <w:p>
             <w:pPr>
               <w:pStyle w:val="Compact"/>
+              <w:spacing w:line="360" w:lineRule="auto"/>
               <w:jc w:val="left"/>
             </w:pPr>
             <w:r>
@@ -3827,6 +3861,7 @@
           <w:p>
             <w:pPr>
               <w:pStyle w:val="Compact"/>
+              <w:spacing w:line="360" w:lineRule="auto"/>
               <w:jc w:val="left"/>
             </w:pPr>
             <w:r>
@@ -3843,6 +3878,7 @@
           <w:p>
             <w:pPr>
               <w:pStyle w:val="Compact"/>
+              <w:spacing w:line="360" w:lineRule="auto"/>
               <w:jc w:val="left"/>
             </w:pPr>
             <w:r>
@@ -3859,6 +3895,7 @@
           <w:p>
             <w:pPr>
               <w:pStyle w:val="Compact"/>
+              <w:spacing w:line="360" w:lineRule="auto"/>
               <w:jc w:val="left"/>
             </w:pPr>
             <w:r>
@@ -3877,6 +3914,7 @@
           <w:p>
             <w:pPr>
               <w:pStyle w:val="Compact"/>
+              <w:spacing w:line="360" w:lineRule="auto"/>
               <w:jc w:val="left"/>
             </w:pPr>
             <w:r>
@@ -3893,6 +3931,7 @@
           <w:p>
             <w:pPr>
               <w:pStyle w:val="Compact"/>
+              <w:spacing w:line="360" w:lineRule="auto"/>
               <w:jc w:val="left"/>
             </w:pPr>
             <w:r>
@@ -3909,6 +3948,7 @@
           <w:p>
             <w:pPr>
               <w:pStyle w:val="Compact"/>
+              <w:spacing w:line="360" w:lineRule="auto"/>
               <w:jc w:val="left"/>
             </w:pPr>
             <w:r>
@@ -3927,6 +3967,7 @@
           <w:p>
             <w:pPr>
               <w:pStyle w:val="Compact"/>
+              <w:spacing w:line="360" w:lineRule="auto"/>
               <w:jc w:val="left"/>
             </w:pPr>
             <w:r>
@@ -3943,6 +3984,7 @@
           <w:p>
             <w:pPr>
               <w:pStyle w:val="Compact"/>
+              <w:spacing w:line="360" w:lineRule="auto"/>
               <w:jc w:val="left"/>
             </w:pPr>
             <w:r>
@@ -3959,6 +4001,7 @@
           <w:p>
             <w:pPr>
               <w:pStyle w:val="Compact"/>
+              <w:spacing w:line="360" w:lineRule="auto"/>
               <w:jc w:val="left"/>
             </w:pPr>
             <w:r>
@@ -3975,7 +4018,7 @@
     <w:p>
       <w:pPr>
         <w:pStyle w:val="BodyText"/>
-        <w:spacing w:line="480" w:lineRule="auto"/>
+        <w:spacing w:line="360" w:lineRule="auto"/>
       </w:pPr>
       <w:r>
         <w:rPr>
@@ -4302,7 +4345,7 @@
     <w:p>
       <w:pPr>
         <w:pStyle w:val="FirstParagraph"/>
-        <w:spacing w:line="480" w:lineRule="auto"/>
+        <w:spacing w:line="360" w:lineRule="auto"/>
       </w:pPr>
       <w:r>
         <w:rPr>
@@ -4314,7 +4357,7 @@
     </w:p>
     <w:p>
       <w:pPr>
-        <w:spacing w:line="480" w:lineRule="auto"/>
+        <w:spacing w:line="360" w:lineRule="auto"/>
       </w:pPr>
       <w:r>
         <w:rPr>
@@ -4332,7 +4375,7 @@
     <w:p>
       <w:pPr>
         <w:pStyle w:val="Heading2"/>
-        <w:spacing w:line="480" w:lineRule="auto"/>
+        <w:spacing w:line="360" w:lineRule="auto"/>
       </w:pPr>
       <w:r>
         <w:rPr>
@@ -4345,7 +4388,7 @@
     <w:p>
       <w:pPr>
         <w:pStyle w:val="FirstParagraph"/>
-        <w:spacing w:line="480" w:lineRule="auto"/>
+        <w:spacing w:line="360" w:lineRule="auto"/>
       </w:pPr>
       <w:r>
         <w:rPr>
@@ -4359,7 +4402,7 @@
     <w:p>
       <w:pPr>
         <w:pStyle w:val="Heading3"/>
-        <w:spacing w:line="480" w:lineRule="auto"/>
+        <w:spacing w:line="360" w:lineRule="auto"/>
       </w:pPr>
       <w:r>
         <w:rPr>
@@ -4372,7 +4415,7 @@
     <w:p>
       <w:pPr>
         <w:pStyle w:val="FirstParagraph"/>
-        <w:spacing w:line="480" w:lineRule="auto"/>
+        <w:spacing w:line="360" w:lineRule="auto"/>
       </w:pPr>
       <w:r>
         <w:rPr>
@@ -4574,7 +4617,7 @@
     <w:p>
       <w:pPr>
         <w:pStyle w:val="FirstParagraph"/>
-        <w:spacing w:line="480" w:lineRule="auto"/>
+        <w:spacing w:line="360" w:lineRule="auto"/>
       </w:pPr>
       <w:r>
         <w:rPr>
@@ -4589,7 +4632,7 @@
     <w:p>
       <w:pPr>
         <w:pStyle w:val="SourceCode"/>
-        <w:spacing w:line="480" w:lineRule="auto"/>
+        <w:spacing w:line="360" w:lineRule="auto"/>
       </w:pPr>
       <w:r>
         <w:rPr>
@@ -4618,7 +4661,7 @@
     <w:p>
       <w:pPr>
         <w:pStyle w:val="FirstParagraph"/>
-        <w:spacing w:line="480" w:lineRule="auto"/>
+        <w:spacing w:line="360" w:lineRule="auto"/>
       </w:pPr>
       <w:r>
         <w:rPr>
@@ -4646,7 +4689,7 @@
     </w:p>
     <w:p>
       <w:pPr>
-        <w:spacing w:line="480" w:lineRule="auto"/>
+        <w:spacing w:line="360" w:lineRule="auto"/>
       </w:pPr>
       <w:r>
         <w:rPr>
@@ -4663,7 +4706,7 @@
     <w:p>
       <w:pPr>
         <w:pStyle w:val="Heading3"/>
-        <w:spacing w:line="480" w:lineRule="auto"/>
+        <w:spacing w:line="360" w:lineRule="auto"/>
       </w:pPr>
       <w:r>
         <w:rPr>
@@ -4676,7 +4719,7 @@
     <w:p>
       <w:pPr>
         <w:pStyle w:val="FirstParagraph"/>
-        <w:spacing w:line="480" w:lineRule="auto"/>
+        <w:spacing w:line="360" w:lineRule="auto"/>
       </w:pPr>
       <w:r>
         <w:rPr>
@@ -5144,7 +5187,7 @@
     <w:p>
       <w:pPr>
         <w:pStyle w:val="FirstParagraph"/>
-        <w:spacing w:line="480" w:lineRule="auto"/>
+        <w:spacing w:line="360" w:lineRule="auto"/>
       </w:pPr>
       <w:r>
         <w:rPr>
@@ -5159,7 +5202,7 @@
     <w:p>
       <w:pPr>
         <w:pStyle w:val="SourceCode"/>
-        <w:spacing w:line="480" w:lineRule="auto"/>
+        <w:spacing w:line="360" w:lineRule="auto"/>
       </w:pPr>
       <w:r>
         <w:rPr>
@@ -5240,7 +5283,7 @@
     <w:p>
       <w:pPr>
         <w:pStyle w:val="FirstParagraph"/>
-        <w:spacing w:line="480" w:lineRule="auto"/>
+        <w:spacing w:line="360" w:lineRule="auto"/>
       </w:pPr>
       <w:r>
         <w:rPr>
@@ -5268,7 +5311,7 @@
     </w:p>
     <w:p>
       <w:pPr>
-        <w:spacing w:line="480" w:lineRule="auto"/>
+        <w:spacing w:line="360" w:lineRule="auto"/>
       </w:pPr>
       <w:r>
         <w:rPr>
@@ -5285,7 +5328,7 @@
     <w:p>
       <w:pPr>
         <w:pStyle w:val="Heading3"/>
-        <w:spacing w:line="480" w:lineRule="auto"/>
+        <w:spacing w:line="360" w:lineRule="auto"/>
       </w:pPr>
       <w:r>
         <w:rPr>
@@ -5298,7 +5341,7 @@
     <w:p>
       <w:pPr>
         <w:pStyle w:val="FirstParagraph"/>
-        <w:spacing w:line="480" w:lineRule="auto"/>
+        <w:spacing w:line="360" w:lineRule="auto"/>
       </w:pPr>
       <w:r>
         <w:rPr>
@@ -6059,7 +6102,7 @@
     <w:p>
       <w:pPr>
         <w:pStyle w:val="FirstParagraph"/>
-        <w:spacing w:line="480" w:lineRule="auto"/>
+        <w:spacing w:line="360" w:lineRule="auto"/>
       </w:pPr>
       <w:r>
         <w:rPr>
@@ -6074,7 +6117,7 @@
     <w:p>
       <w:pPr>
         <w:pStyle w:val="SourceCode"/>
-        <w:spacing w:line="480" w:lineRule="auto"/>
+        <w:spacing w:line="360" w:lineRule="auto"/>
       </w:pPr>
       <w:r>
         <w:rPr>
@@ -6178,7 +6221,7 @@
     <w:p>
       <w:pPr>
         <w:pStyle w:val="FirstParagraph"/>
-        <w:spacing w:line="480" w:lineRule="auto"/>
+        <w:spacing w:line="360" w:lineRule="auto"/>
       </w:pPr>
       <w:r>
         <w:rPr>
@@ -6206,7 +6249,7 @@
     </w:p>
     <w:p>
       <w:pPr>
-        <w:spacing w:line="480" w:lineRule="auto"/>
+        <w:spacing w:line="360" w:lineRule="auto"/>
       </w:pPr>
       <w:r>
         <w:rPr>
@@ -6223,7 +6266,7 @@
     <w:p>
       <w:pPr>
         <w:pStyle w:val="Heading3"/>
-        <w:spacing w:line="480" w:lineRule="auto"/>
+        <w:spacing w:line="360" w:lineRule="auto"/>
       </w:pPr>
       <w:r>
         <w:rPr>
@@ -6236,7 +6279,7 @@
     <w:p>
       <w:pPr>
         <w:pStyle w:val="FirstParagraph"/>
-        <w:spacing w:line="480" w:lineRule="auto"/>
+        <w:spacing w:line="360" w:lineRule="auto"/>
       </w:pPr>
       <w:r>
         <w:rPr>
@@ -7440,7 +7483,7 @@
     <w:p>
       <w:pPr>
         <w:pStyle w:val="FirstParagraph"/>
-        <w:spacing w:line="480" w:lineRule="auto"/>
+        <w:spacing w:line="360" w:lineRule="auto"/>
       </w:pPr>
       <w:r>
         <w:rPr>
@@ -7455,7 +7498,7 @@
     <w:p>
       <w:pPr>
         <w:pStyle w:val="SourceCode"/>
-        <w:spacing w:line="480" w:lineRule="auto"/>
+        <w:spacing w:line="360" w:lineRule="auto"/>
       </w:pPr>
       <w:r>
         <w:rPr>
@@ -7559,7 +7602,7 @@
     <w:p>
       <w:pPr>
         <w:pStyle w:val="FirstParagraph"/>
-        <w:spacing w:line="480" w:lineRule="auto"/>
+        <w:spacing w:line="360" w:lineRule="auto"/>
       </w:pPr>
       <w:r>
         <w:rPr>
@@ -7587,7 +7630,7 @@
     </w:p>
     <w:p>
       <w:pPr>
-        <w:spacing w:line="480" w:lineRule="auto"/>
+        <w:spacing w:line="360" w:lineRule="auto"/>
       </w:pPr>
       <w:r>
         <w:rPr>
@@ -7605,7 +7648,7 @@
     <w:p>
       <w:pPr>
         <w:pStyle w:val="Heading2"/>
-        <w:spacing w:line="480" w:lineRule="auto"/>
+        <w:spacing w:line="360" w:lineRule="auto"/>
       </w:pPr>
       <w:r>
         <w:rPr>
@@ -7618,7 +7661,7 @@
     <w:p>
       <w:pPr>
         <w:pStyle w:val="FirstParagraph"/>
-        <w:spacing w:line="480" w:lineRule="auto"/>
+        <w:spacing w:line="360" w:lineRule="auto"/>
       </w:pPr>
       <w:r>
         <w:rPr>
@@ -7631,7 +7674,7 @@
     <w:p>
       <w:pPr>
         <w:pStyle w:val="BodyText"/>
-        <w:spacing w:line="480" w:lineRule="auto"/>
+        <w:spacing w:line="360" w:lineRule="auto"/>
       </w:pPr>
       <w:r>
         <w:rPr>
@@ -7702,7 +7745,7 @@
     <w:p>
       <w:pPr>
         <w:pStyle w:val="BodyText"/>
-        <w:spacing w:line="480" w:lineRule="auto"/>
+        <w:spacing w:line="360" w:lineRule="auto"/>
       </w:pPr>
       <w:r>
         <w:rPr>
@@ -7744,7 +7787,7 @@
     <w:p>
       <w:pPr>
         <w:pStyle w:val="BodyText"/>
-        <w:spacing w:line="480" w:lineRule="auto"/>
+        <w:spacing w:line="360" w:lineRule="auto"/>
       </w:pPr>
       <w:r>
         <w:rPr>
@@ -7786,7 +7829,7 @@
     <w:p>
       <w:pPr>
         <w:pStyle w:val="BodyText"/>
-        <w:spacing w:line="480" w:lineRule="auto"/>
+        <w:spacing w:line="360" w:lineRule="auto"/>
       </w:pPr>
       <w:r>
         <w:rPr>
@@ -7799,7 +7842,7 @@
     <w:p>
       <w:pPr>
         <w:pStyle w:val="BodyText"/>
-        <w:spacing w:line="480" w:lineRule="auto"/>
+        <w:spacing w:line="360" w:lineRule="auto"/>
       </w:pPr>
       <w:r>
         <w:rPr>
@@ -7812,7 +7855,7 @@
     <w:p>
       <w:pPr>
         <w:pStyle w:val="BodyText"/>
-        <w:spacing w:line="480" w:lineRule="auto"/>
+        <w:spacing w:line="360" w:lineRule="auto"/>
       </w:pPr>
       <w:r>
         <w:rPr>
@@ -7824,7 +7867,7 @@
     </w:p>
     <w:p>
       <w:pPr>
-        <w:spacing w:line="480" w:lineRule="auto"/>
+        <w:spacing w:line="360" w:lineRule="auto"/>
       </w:pPr>
       <w:r>
         <w:rPr>
@@ -7841,7 +7884,7 @@
     <w:p>
       <w:pPr>
         <w:pStyle w:val="Heading2"/>
-        <w:spacing w:line="480" w:lineRule="auto"/>
+        <w:spacing w:line="360" w:lineRule="auto"/>
       </w:pPr>
       <w:r>
         <w:rPr>
@@ -7854,7 +7897,7 @@
     <w:p>
       <w:pPr>
         <w:pStyle w:val="FirstParagraph"/>
-        <w:spacing w:line="480" w:lineRule="auto"/>
+        <w:spacing w:line="360" w:lineRule="auto"/>
       </w:pPr>
       <w:r>
         <w:rPr>
@@ -7897,7 +7940,7 @@
     <w:p>
       <w:pPr>
         <w:pStyle w:val="BodyText"/>
-        <w:spacing w:line="480" w:lineRule="auto"/>
+        <w:spacing w:line="360" w:lineRule="auto"/>
       </w:pPr>
       <w:r>
         <w:rPr>
@@ -7940,7 +7983,7 @@
     <w:p>
       <w:pPr>
         <w:pStyle w:val="BodyText"/>
-        <w:spacing w:line="480" w:lineRule="auto"/>
+        <w:spacing w:line="360" w:lineRule="auto"/>
       </w:pPr>
       <w:r>
         <w:rPr>
@@ -7983,7 +8026,7 @@
     <w:p>
       <w:pPr>
         <w:pStyle w:val="BodyText"/>
-        <w:spacing w:line="480" w:lineRule="auto"/>
+        <w:spacing w:line="360" w:lineRule="auto"/>
       </w:pPr>
       <w:r>
         <w:rPr>
@@ -8026,7 +8069,7 @@
     <w:p>
       <w:pPr>
         <w:pStyle w:val="BodyText"/>
-        <w:spacing w:line="480" w:lineRule="auto"/>
+        <w:spacing w:line="360" w:lineRule="auto"/>
       </w:pPr>
       <w:r>
         <w:rPr>
@@ -8069,7 +8112,7 @@
     <w:p>
       <w:pPr>
         <w:pStyle w:val="BodyText"/>
-        <w:spacing w:line="480" w:lineRule="auto"/>
+        <w:spacing w:line="360" w:lineRule="auto"/>
       </w:pPr>
       <w:r>
         <w:rPr>
@@ -8112,7 +8155,7 @@
     <w:p>
       <w:pPr>
         <w:pStyle w:val="BodyText"/>
-        <w:spacing w:line="480" w:lineRule="auto"/>
+        <w:spacing w:line="360" w:lineRule="auto"/>
       </w:pPr>
       <w:r>
         <w:rPr>
@@ -8155,7 +8198,7 @@
     <w:p>
       <w:pPr>
         <w:pStyle w:val="BodyText"/>
-        <w:spacing w:line="480" w:lineRule="auto"/>
+        <w:spacing w:line="360" w:lineRule="auto"/>
       </w:pPr>
       <w:r>
         <w:rPr>
@@ -8190,7 +8233,7 @@
     </w:p>
     <w:p>
       <w:pPr>
-        <w:spacing w:line="480" w:lineRule="auto"/>
+        <w:spacing w:line="360" w:lineRule="auto"/>
       </w:pPr>
       <w:r>
         <w:rPr>
@@ -8205,7 +8248,7 @@
     <w:p>
       <w:pPr>
         <w:pStyle w:val="FirstParagraph"/>
-        <w:spacing w:line="480" w:lineRule="auto"/>
+        <w:spacing w:line="360" w:lineRule="auto"/>
       </w:pPr>
       <w:r>
         <w:rPr>
@@ -8227,7 +8270,7 @@
     <w:p>
       <w:pPr>
         <w:pStyle w:val="BodyText"/>
-        <w:spacing w:line="480" w:lineRule="auto"/>
+        <w:spacing w:line="360" w:lineRule="auto"/>
       </w:pPr>
       <w:r>
         <w:rPr>
@@ -8248,7 +8291,7 @@
     </w:p>
     <w:p>
       <w:pPr>
-        <w:spacing w:line="480" w:lineRule="auto"/>
+        <w:spacing w:line="360" w:lineRule="auto"/>
       </w:pPr>
       <w:r>
         <w:rPr>
@@ -8265,7 +8308,7 @@
     <w:p>
       <w:pPr>
         <w:pStyle w:val="Heading2"/>
-        <w:spacing w:line="480" w:lineRule="auto"/>
+        <w:spacing w:line="360" w:lineRule="auto"/>
       </w:pPr>
       <w:r>
         <w:rPr>
@@ -8282,7 +8325,7 @@
           <w:ilvl w:val="0"/>
           <w:numId w:val="1001"/>
         </w:numPr>
-        <w:spacing w:line="480" w:lineRule="auto"/>
+        <w:spacing w:line="360" w:lineRule="auto"/>
       </w:pPr>
       <w:r>
         <w:rPr>
@@ -8299,7 +8342,7 @@
           <w:ilvl w:val="0"/>
           <w:numId w:val="1001"/>
         </w:numPr>
-        <w:spacing w:line="480" w:lineRule="auto"/>
+        <w:spacing w:line="360" w:lineRule="auto"/>
       </w:pPr>
       <w:r>
         <w:rPr>
@@ -8316,7 +8359,7 @@
           <w:ilvl w:val="0"/>
           <w:numId w:val="1001"/>
         </w:numPr>
-        <w:spacing w:line="480" w:lineRule="auto"/>
+        <w:spacing w:line="360" w:lineRule="auto"/>
       </w:pPr>
       <w:r>
         <w:rPr>
@@ -8333,7 +8376,7 @@
           <w:ilvl w:val="0"/>
           <w:numId w:val="1001"/>
         </w:numPr>
-        <w:spacing w:line="480" w:lineRule="auto"/>
+        <w:spacing w:line="360" w:lineRule="auto"/>
       </w:pPr>
       <w:r>
         <w:rPr>
@@ -8350,7 +8393,7 @@
           <w:ilvl w:val="0"/>
           <w:numId w:val="1001"/>
         </w:numPr>
-        <w:spacing w:line="480" w:lineRule="auto"/>
+        <w:spacing w:line="360" w:lineRule="auto"/>
       </w:pPr>
       <w:r>
         <w:rPr>
@@ -8367,7 +8410,7 @@
           <w:ilvl w:val="0"/>
           <w:numId w:val="1001"/>
         </w:numPr>
-        <w:spacing w:line="480" w:lineRule="auto"/>
+        <w:spacing w:line="360" w:lineRule="auto"/>
       </w:pPr>
       <w:r>
         <w:rPr>
@@ -8384,7 +8427,7 @@
           <w:ilvl w:val="0"/>
           <w:numId w:val="1001"/>
         </w:numPr>
-        <w:spacing w:line="480" w:lineRule="auto"/>
+        <w:spacing w:line="360" w:lineRule="auto"/>
       </w:pPr>
       <w:r>
         <w:rPr>
@@ -8401,7 +8444,7 @@
           <w:ilvl w:val="0"/>
           <w:numId w:val="1001"/>
         </w:numPr>
-        <w:spacing w:line="480" w:lineRule="auto"/>
+        <w:spacing w:line="360" w:lineRule="auto"/>
       </w:pPr>
       <w:r>
         <w:rPr>
@@ -8418,7 +8461,7 @@
           <w:ilvl w:val="0"/>
           <w:numId w:val="1001"/>
         </w:numPr>
-        <w:spacing w:line="480" w:lineRule="auto"/>
+        <w:spacing w:line="360" w:lineRule="auto"/>
       </w:pPr>
       <w:r>
         <w:rPr>
@@ -8430,7 +8473,7 @@
     </w:p>
     <w:p>
       <w:pPr>
-        <w:spacing w:line="480" w:lineRule="auto"/>
+        <w:spacing w:line="360" w:lineRule="auto"/>
       </w:pPr>
       <w:r>
         <w:rPr>
@@ -8445,7 +8488,7 @@
     <w:p>
       <w:pPr>
         <w:pStyle w:val="FirstParagraph"/>
-        <w:spacing w:line="480" w:lineRule="auto"/>
+        <w:spacing w:line="360" w:lineRule="auto"/>
       </w:pPr>
       <w:r>
         <w:rPr>
